--- a/common/template/document/contract_student_free_add.docx
+++ b/common/template/document/contract_student_free_add.docx
@@ -8,86 +8,121 @@
         <w:spacing w:before="0" w:beforeAutospacing="0" w:after="0" w:afterAutospacing="0"/>
         <w:jc w:val="center"/>
         <w:rPr>
+          <w:b/>
+          <w:bCs/>
+          <w:sz w:val="18"/>
+          <w:szCs w:val="18"/>
+          <w:lang w:val="en-US"/>
+        </w:rPr>
+      </w:pPr>
+      <w:r>
+        <w:rPr>
           <w:rStyle w:val="a4"/>
         </w:rPr>
+        <w:t xml:space="preserve">ДОПОЛНИТЕЛЬНОЕ СОГЛАЩЕНИЕ </w:t>
+      </w:r>
+      <w:r>
+        <w:rPr>
+          <w:rStyle w:val="a4"/>
+        </w:rPr>
+        <w:t>№</w:t>
+      </w:r>
+      <w:r>
+        <w:rPr>
+          <w:b/>
+          <w:bCs/>
+        </w:rPr>
+        <w:t>[</w:t>
+      </w:r>
+      <w:r>
+        <w:rPr>
+          <w:b/>
+          <w:bCs/>
+          <w:lang w:val="en-US"/>
+        </w:rPr>
+        <w:t>doc</w:t>
+      </w:r>
+      <w:r>
+        <w:rPr>
+          <w:b/>
+          <w:bCs/>
+        </w:rPr>
+        <w:t>.</w:t>
+      </w:r>
+      <w:r>
+        <w:rPr>
+          <w:b/>
+          <w:bCs/>
+          <w:lang w:val="en-US"/>
+        </w:rPr>
+        <w:t>student</w:t>
+      </w:r>
+      <w:r>
+        <w:rPr>
+          <w:b/>
+          <w:bCs/>
+        </w:rPr>
+        <w:t>_</w:t>
+      </w:r>
+      <w:proofErr w:type="spellStart"/>
+      <w:r>
+        <w:rPr>
+          <w:b/>
+          <w:bCs/>
+          <w:lang w:val="en-US"/>
+        </w:rPr>
+        <w:t>fls</w:t>
+      </w:r>
+      <w:proofErr w:type="spellEnd"/>
+      <w:r>
+        <w:rPr>
+          <w:b/>
+          <w:bCs/>
+        </w:rPr>
+        <w:t>]</w:t>
+      </w:r>
+      <w:r>
+        <w:rPr>
+          <w:rStyle w:val="a4"/>
+        </w:rPr>
+        <w:t>-</w:t>
+      </w:r>
+      <w:r>
+        <w:rPr>
+          <w:b/>
+          <w:bCs/>
+          <w:lang w:val="en-US"/>
+        </w:rPr>
+        <w:t>[</w:t>
+      </w:r>
+      <w:proofErr w:type="spellStart"/>
+      <w:r>
+        <w:rPr>
+          <w:b/>
+          <w:bCs/>
+          <w:lang w:val="en-US"/>
+        </w:rPr>
+        <w:t>doc.doc_date_year</w:t>
+      </w:r>
+      <w:proofErr w:type="spellEnd"/>
+      <w:r>
+        <w:rPr>
+          <w:b/>
+          <w:bCs/>
+          <w:lang w:val="en-US"/>
+        </w:rPr>
+        <w:t>]</w:t>
+      </w:r>
+    </w:p>
+    <w:p>
+      <w:pPr>
+        <w:pStyle w:val="a3"/>
+        <w:spacing w:before="0" w:beforeAutospacing="0" w:after="0" w:afterAutospacing="0"/>
+        <w:jc w:val="center"/>
+        <w:rPr>
+          <w:rStyle w:val="a4"/>
+        </w:rPr>
       </w:pPr>
-      <w:r>
-        <w:rPr>
-          <w:rStyle w:val="a4"/>
-        </w:rPr>
-        <w:t xml:space="preserve">ДОПОЛНИТЕЛЬНОЕ СОГЛАЩЕНИЕ </w:t>
-      </w:r>
-      <w:r>
-        <w:rPr>
-          <w:rStyle w:val="a4"/>
-        </w:rPr>
-        <w:t>№</w:t>
-      </w:r>
-      <w:r>
-        <w:t>[</w:t>
-      </w:r>
-      <w:proofErr w:type="gramStart"/>
-      <w:r>
-        <w:rPr>
-          <w:b/>
-          <w:bCs/>
-          <w:lang w:val="en-US"/>
-        </w:rPr>
-        <w:t>doc</w:t>
-      </w:r>
-      <w:r>
-        <w:rPr>
-          <w:b/>
-          <w:bCs/>
-        </w:rPr>
-        <w:t>.</w:t>
-      </w:r>
-      <w:r>
-        <w:rPr>
-          <w:b/>
-          <w:bCs/>
-          <w:lang w:val="en-US"/>
-        </w:rPr>
-        <w:t>student</w:t>
-      </w:r>
-      <w:proofErr w:type="gramEnd"/>
-      <w:r>
-        <w:rPr>
-          <w:b/>
-          <w:bCs/>
-        </w:rPr>
-        <w:t>_</w:t>
-      </w:r>
-      <w:proofErr w:type="spellStart"/>
-      <w:r>
-        <w:rPr>
-          <w:b/>
-          <w:bCs/>
-          <w:lang w:val="en-US"/>
-        </w:rPr>
-        <w:t>fls</w:t>
-      </w:r>
-      <w:proofErr w:type="spellEnd"/>
-      <w:r>
-        <w:rPr>
-          <w:b/>
-          <w:bCs/>
-        </w:rPr>
-        <w:t>]</w:t>
-      </w:r>
-      <w:r>
-        <w:rPr>
-          <w:b/>
-          <w:bCs/>
-        </w:rPr>
-        <w:t xml:space="preserve"> (ФЛС)</w:t>
-      </w:r>
-      <w:r>
-        <w:rPr>
-          <w:rStyle w:val="a4"/>
-        </w:rPr>
-        <w:t xml:space="preserve"> -26 </w:t>
-      </w:r>
       <w:r>
         <w:rPr>
           <w:rStyle w:val="a4"/>
@@ -288,6 +323,14 @@
           <w:lang w:val="en-US"/>
         </w:rPr>
         <w:t>doc.doc_date</w:t>
+      </w:r>
+      <w:r>
+        <w:rPr>
+          <w:sz w:val="18"/>
+          <w:szCs w:val="18"/>
+          <w:lang w:val="en-US"/>
+        </w:rPr>
+        <w:t>_start</w:t>
       </w:r>
       <w:proofErr w:type="spellEnd"/>
       <w:r>
@@ -622,7 +665,6 @@
         </w:rPr>
         <w:t>[</w:t>
       </w:r>
-      <w:proofErr w:type="gramStart"/>
       <w:r>
         <w:rPr>
           <w:rFonts w:ascii="Times New Roman" w:hAnsi="Times New Roman"/>
@@ -652,7 +694,6 @@
         </w:rPr>
         <w:t>cost</w:t>
       </w:r>
-      <w:proofErr w:type="gramEnd"/>
       <w:r>
         <w:rPr>
           <w:rFonts w:ascii="Times New Roman" w:hAnsi="Times New Roman"/>
@@ -832,7 +873,6 @@
         </w:rPr>
         <w:t>[</w:t>
       </w:r>
-      <w:proofErr w:type="gramStart"/>
       <w:r>
         <w:rPr>
           <w:rFonts w:ascii="Times New Roman" w:hAnsi="Times New Roman"/>
@@ -862,7 +902,6 @@
         </w:rPr>
         <w:t>cost</w:t>
       </w:r>
-      <w:proofErr w:type="gramEnd"/>
       <w:r>
         <w:rPr>
           <w:rFonts w:ascii="Times New Roman" w:hAnsi="Times New Roman"/>
@@ -1045,25 +1084,14 @@
         <w:t>[</w:t>
       </w:r>
       <w:proofErr w:type="spellStart"/>
-      <w:proofErr w:type="gramStart"/>
-      <w:r>
-        <w:rPr>
-          <w:rFonts w:ascii="Times New Roman" w:hAnsi="Times New Roman"/>
-          <w:b/>
-          <w:sz w:val="18"/>
-          <w:szCs w:val="18"/>
-        </w:rPr>
-        <w:t>doc.cost</w:t>
-      </w:r>
-      <w:proofErr w:type="gramEnd"/>
-      <w:r>
-        <w:rPr>
-          <w:rFonts w:ascii="Times New Roman" w:hAnsi="Times New Roman"/>
-          <w:b/>
-          <w:sz w:val="18"/>
-          <w:szCs w:val="18"/>
-        </w:rPr>
-        <w:t>_year</w:t>
+      <w:r>
+        <w:rPr>
+          <w:rFonts w:ascii="Times New Roman" w:hAnsi="Times New Roman"/>
+          <w:b/>
+          <w:sz w:val="18"/>
+          <w:szCs w:val="18"/>
+        </w:rPr>
+        <w:t>doc.cost_year</w:t>
       </w:r>
       <w:proofErr w:type="spellEnd"/>
       <w:r>
@@ -1255,7 +1283,6 @@
         </w:rPr>
         <w:t>[</w:t>
       </w:r>
-      <w:proofErr w:type="gramStart"/>
       <w:r>
         <w:rPr>
           <w:rFonts w:ascii="Times New Roman" w:hAnsi="Times New Roman"/>
@@ -1285,7 +1312,6 @@
         </w:rPr>
         <w:t>cost</w:t>
       </w:r>
-      <w:proofErr w:type="gramEnd"/>
       <w:r>
         <w:rPr>
           <w:rFonts w:ascii="Times New Roman" w:hAnsi="Times New Roman"/>
@@ -1456,122 +1482,115 @@
     </w:p>
     <w:p>
       <w:pPr>
-        <w:pStyle w:val="ConsPlusTitle"/>
-        <w:jc w:val="both"/>
-        <w:rPr>
-          <w:rFonts w:ascii="Times New Roman" w:hAnsi="Times New Roman"/>
+        <w:pStyle w:val="a3"/>
+        <w:spacing w:before="0" w:beforeAutospacing="0" w:after="0" w:afterAutospacing="0"/>
+        <w:jc w:val="center"/>
+        <w:rPr>
+          <w:sz w:val="18"/>
+          <w:szCs w:val="18"/>
+        </w:rPr>
+      </w:pPr>
+      <w:r>
+        <w:rPr>
           <w:sz w:val="20"/>
           <w:szCs w:val="20"/>
         </w:rPr>
-      </w:pPr>
-      <w:r>
-        <w:rPr>
-          <w:rFonts w:ascii="Times New Roman" w:hAnsi="Times New Roman"/>
-          <w:b w:val="0"/>
-          <w:bCs w:val="0"/>
+        <w:t xml:space="preserve">2. Настоящее дополнительное соглашение составлено в двух экземплярах, имеющих равную юридическую силу, по одному экземпляру для каждой из Сторон и является неотъемлемой частью Договора </w:t>
+      </w:r>
+      <w:r>
+        <w:rPr>
           <w:sz w:val="20"/>
           <w:szCs w:val="20"/>
         </w:rPr>
-        <w:t xml:space="preserve">2. Настоящее дополнительное соглашение составлено в двух экземплярах, имеющих равную юридическую силу, по одному экземпляру для каждой из Сторон и является неотъемлемой частью Договора </w:t>
-      </w:r>
-      <w:r>
-        <w:rPr>
-          <w:rFonts w:ascii="Times New Roman" w:hAnsi="Times New Roman" w:cs="Times New Roman"/>
-          <w:b w:val="0"/>
-          <w:bCs w:val="0"/>
+        <w:t xml:space="preserve">об образовании на обучение по дополнительным образовательным программам  </w:t>
+      </w:r>
+      <w:r>
+        <w:rPr>
           <w:sz w:val="20"/>
           <w:szCs w:val="20"/>
         </w:rPr>
-        <w:t xml:space="preserve">об образовании на обучение по дополнительным образовательным программам  </w:t>
-      </w:r>
-      <w:r>
-        <w:rPr>
-          <w:rFonts w:ascii="Times New Roman" w:hAnsi="Times New Roman"/>
-          <w:sz w:val="20"/>
-          <w:szCs w:val="20"/>
-        </w:rPr>
-        <w:t xml:space="preserve"> от </w:t>
-      </w:r>
-      <w:r>
-        <w:rPr>
-          <w:rFonts w:ascii="Times New Roman" w:hAnsi="Times New Roman"/>
-          <w:sz w:val="20"/>
-          <w:szCs w:val="20"/>
-          <w:highlight w:val="yellow"/>
-        </w:rPr>
-        <w:t>"</w:t>
-      </w:r>
-      <w:r>
-        <w:rPr>
-          <w:rFonts w:ascii="Times New Roman" w:hAnsi="Times New Roman"/>
-          <w:sz w:val="20"/>
-          <w:szCs w:val="20"/>
-          <w:highlight w:val="yellow"/>
-        </w:rPr>
-        <w:t>2</w:t>
-      </w:r>
-      <w:r>
-        <w:rPr>
-          <w:rFonts w:ascii="Times New Roman" w:hAnsi="Times New Roman"/>
-          <w:sz w:val="20"/>
-          <w:szCs w:val="20"/>
-          <w:highlight w:val="yellow"/>
-        </w:rPr>
-        <w:t>9</w:t>
-      </w:r>
-      <w:r>
-        <w:rPr>
-          <w:rFonts w:ascii="Times New Roman" w:hAnsi="Times New Roman"/>
-          <w:sz w:val="20"/>
-          <w:szCs w:val="20"/>
-          <w:highlight w:val="yellow"/>
-        </w:rPr>
-        <w:t xml:space="preserve">" </w:t>
-      </w:r>
-      <w:r>
-        <w:rPr>
-          <w:rFonts w:ascii="Times New Roman" w:hAnsi="Times New Roman"/>
-          <w:sz w:val="20"/>
-          <w:szCs w:val="20"/>
-          <w:highlight w:val="yellow"/>
-        </w:rPr>
-        <w:t>августа</w:t>
-      </w:r>
-      <w:r>
-        <w:rPr>
-          <w:rFonts w:ascii="Times New Roman" w:hAnsi="Times New Roman"/>
-          <w:sz w:val="20"/>
-          <w:szCs w:val="20"/>
-          <w:highlight w:val="yellow"/>
-        </w:rPr>
-        <w:t xml:space="preserve"> 202</w:t>
-      </w:r>
-      <w:r>
-        <w:rPr>
-          <w:rFonts w:ascii="Times New Roman" w:hAnsi="Times New Roman"/>
-          <w:sz w:val="20"/>
-          <w:szCs w:val="20"/>
-          <w:highlight w:val="yellow"/>
-        </w:rPr>
-        <w:t>5</w:t>
-      </w:r>
-      <w:r>
-        <w:rPr>
-          <w:rFonts w:ascii="Times New Roman" w:hAnsi="Times New Roman"/>
-          <w:sz w:val="20"/>
-          <w:szCs w:val="20"/>
-          <w:highlight w:val="yellow"/>
-        </w:rPr>
-        <w:t xml:space="preserve"> </w:t>
-      </w:r>
-      <w:r>
-        <w:rPr>
-          <w:rFonts w:ascii="Times New Roman" w:hAnsi="Times New Roman"/>
-          <w:sz w:val="20"/>
-          <w:szCs w:val="20"/>
-          <w:highlight w:val="yellow"/>
-        </w:rPr>
-        <w:t>г.</w:t>
+        <w:t xml:space="preserve">от </w:t>
+      </w:r>
+      <w:r>
+        <w:rPr>
+          <w:sz w:val="18"/>
+          <w:szCs w:val="18"/>
+        </w:rPr>
+        <w:t>[</w:t>
+      </w:r>
+      <w:r>
+        <w:rPr>
+          <w:sz w:val="18"/>
+          <w:szCs w:val="18"/>
+          <w:lang w:val="en-US"/>
+        </w:rPr>
+        <w:t>doc</w:t>
+      </w:r>
+      <w:r>
+        <w:rPr>
+          <w:sz w:val="18"/>
+          <w:szCs w:val="18"/>
+        </w:rPr>
+        <w:t>.</w:t>
+      </w:r>
+      <w:r>
+        <w:rPr>
+          <w:sz w:val="18"/>
+          <w:szCs w:val="18"/>
+          <w:lang w:val="en-US"/>
+        </w:rPr>
+        <w:t>doc</w:t>
+      </w:r>
+      <w:r>
+        <w:rPr>
+          <w:sz w:val="18"/>
+          <w:szCs w:val="18"/>
+        </w:rPr>
+        <w:t>_</w:t>
+      </w:r>
+      <w:r>
+        <w:rPr>
+          <w:sz w:val="18"/>
+          <w:szCs w:val="18"/>
+          <w:lang w:val="en-US"/>
+        </w:rPr>
+        <w:t>date</w:t>
+      </w:r>
+      <w:r>
+        <w:rPr>
+          <w:sz w:val="18"/>
+          <w:szCs w:val="18"/>
+        </w:rPr>
+        <w:t>_</w:t>
+      </w:r>
+      <w:r>
+        <w:rPr>
+          <w:sz w:val="18"/>
+          <w:szCs w:val="18"/>
+          <w:lang w:val="en-US"/>
+        </w:rPr>
+        <w:t>hist</w:t>
+      </w:r>
+      <w:r>
+        <w:rPr>
+          <w:sz w:val="18"/>
+          <w:szCs w:val="18"/>
+        </w:rPr>
+        <w:t xml:space="preserve">] </w:t>
+      </w:r>
+      <w:r>
+        <w:rPr>
+          <w:sz w:val="18"/>
+          <w:szCs w:val="18"/>
+        </w:rPr>
+        <w:t>г</w:t>
+      </w:r>
+      <w:r>
+        <w:rPr>
+          <w:sz w:val="18"/>
+          <w:szCs w:val="18"/>
+        </w:rPr>
+        <w:t>.</w:t>
       </w:r>
     </w:p>
     <w:p>
@@ -1968,21 +1987,12 @@
               <w:t>doc.inn</w:t>
             </w:r>
             <w:proofErr w:type="spellEnd"/>
-            <w:proofErr w:type="gramStart"/>
-            <w:r>
-              <w:rPr>
-                <w:sz w:val="18"/>
-                <w:szCs w:val="18"/>
-              </w:rPr>
-              <w:t>],  КПП</w:t>
-            </w:r>
-            <w:proofErr w:type="gramEnd"/>
-            <w:r>
-              <w:rPr>
-                <w:sz w:val="18"/>
-                <w:szCs w:val="18"/>
-              </w:rPr>
-              <w:t>: [</w:t>
+            <w:r>
+              <w:rPr>
+                <w:sz w:val="18"/>
+                <w:szCs w:val="18"/>
+              </w:rPr>
+              <w:t>],  КПП: [</w:t>
             </w:r>
             <w:proofErr w:type="spellStart"/>
             <w:r>
@@ -2033,7 +2043,6 @@
               </w:rPr>
               <w:t>[</w:t>
             </w:r>
-            <w:proofErr w:type="gramStart"/>
             <w:r>
               <w:rPr>
                 <w:sz w:val="18"/>
@@ -2057,7 +2066,6 @@
               </w:rPr>
               <w:t>recipient</w:t>
             </w:r>
-            <w:proofErr w:type="gramEnd"/>
             <w:r>
               <w:rPr>
                 <w:sz w:val="18"/>
@@ -2349,23 +2357,13 @@
               <w:t>[</w:t>
             </w:r>
             <w:proofErr w:type="spellStart"/>
-            <w:proofErr w:type="gramStart"/>
-            <w:r>
-              <w:rPr>
-                <w:sz w:val="18"/>
-                <w:szCs w:val="18"/>
-                <w:lang w:val="en-US"/>
-              </w:rPr>
-              <w:t>doc.parent</w:t>
-            </w:r>
-            <w:proofErr w:type="gramEnd"/>
-            <w:r>
-              <w:rPr>
-                <w:sz w:val="18"/>
-                <w:szCs w:val="18"/>
-                <w:lang w:val="en-US"/>
-              </w:rPr>
-              <w:t>_sert_name</w:t>
+            <w:r>
+              <w:rPr>
+                <w:sz w:val="18"/>
+                <w:szCs w:val="18"/>
+                <w:lang w:val="en-US"/>
+              </w:rPr>
+              <w:t>doc.parent_sert_name</w:t>
             </w:r>
             <w:proofErr w:type="spellEnd"/>
             <w:r>
@@ -2429,23 +2427,13 @@
               <w:t xml:space="preserve"> [</w:t>
             </w:r>
             <w:proofErr w:type="spellStart"/>
-            <w:proofErr w:type="gramStart"/>
-            <w:r>
-              <w:rPr>
-                <w:sz w:val="18"/>
-                <w:szCs w:val="18"/>
-                <w:lang w:val="en-US"/>
-              </w:rPr>
-              <w:t>doc.parent</w:t>
-            </w:r>
-            <w:proofErr w:type="gramEnd"/>
-            <w:r>
-              <w:rPr>
-                <w:sz w:val="18"/>
-                <w:szCs w:val="18"/>
-                <w:lang w:val="en-US"/>
-              </w:rPr>
-              <w:t>_sert_series</w:t>
+            <w:r>
+              <w:rPr>
+                <w:sz w:val="18"/>
+                <w:szCs w:val="18"/>
+                <w:lang w:val="en-US"/>
+              </w:rPr>
+              <w:t>doc.parent_sert_series</w:t>
             </w:r>
             <w:proofErr w:type="spellEnd"/>
             <w:r>
@@ -2651,23 +2639,13 @@
               <w:t>[</w:t>
             </w:r>
             <w:proofErr w:type="spellStart"/>
-            <w:proofErr w:type="gramStart"/>
-            <w:r>
-              <w:rPr>
-                <w:sz w:val="18"/>
-                <w:szCs w:val="18"/>
-                <w:lang w:val="en-US"/>
-              </w:rPr>
-              <w:t>doc.parent</w:t>
-            </w:r>
-            <w:proofErr w:type="gramEnd"/>
-            <w:r>
-              <w:rPr>
-                <w:sz w:val="18"/>
-                <w:szCs w:val="18"/>
-                <w:lang w:val="en-US"/>
-              </w:rPr>
-              <w:t>_address</w:t>
+            <w:r>
+              <w:rPr>
+                <w:sz w:val="18"/>
+                <w:szCs w:val="18"/>
+                <w:lang w:val="en-US"/>
+              </w:rPr>
+              <w:t>doc.parent_address</w:t>
             </w:r>
             <w:proofErr w:type="spellEnd"/>
             <w:r>
@@ -2720,23 +2698,13 @@
               <w:t>[</w:t>
             </w:r>
             <w:proofErr w:type="spellStart"/>
-            <w:proofErr w:type="gramStart"/>
-            <w:r>
-              <w:rPr>
-                <w:sz w:val="18"/>
-                <w:szCs w:val="18"/>
-                <w:lang w:val="en-US"/>
-              </w:rPr>
-              <w:t>doc.parent</w:t>
-            </w:r>
-            <w:proofErr w:type="gramEnd"/>
-            <w:r>
-              <w:rPr>
-                <w:sz w:val="18"/>
-                <w:szCs w:val="18"/>
-                <w:lang w:val="en-US"/>
-              </w:rPr>
-              <w:t>_phone</w:t>
+            <w:r>
+              <w:rPr>
+                <w:sz w:val="18"/>
+                <w:szCs w:val="18"/>
+                <w:lang w:val="en-US"/>
+              </w:rPr>
+              <w:t>doc.parent_phone</w:t>
             </w:r>
             <w:proofErr w:type="spellEnd"/>
             <w:r>
@@ -2810,6 +2778,7 @@
               <w:rPr>
                 <w:sz w:val="18"/>
                 <w:szCs w:val="18"/>
+                <w:lang w:val="en-US"/>
               </w:rPr>
             </w:pPr>
             <w:r>
@@ -2828,6 +2797,7 @@
                 <w:bCs/>
                 <w:sz w:val="18"/>
                 <w:szCs w:val="18"/>
+                <w:lang w:val="en-US"/>
               </w:rPr>
             </w:pPr>
             <w:r>
@@ -2835,9 +2805,11 @@
                 <w:bCs/>
                 <w:sz w:val="18"/>
                 <w:szCs w:val="18"/>
+                <w:lang w:val="en-US"/>
               </w:rPr>
               <w:t>[</w:t>
             </w:r>
+            <w:proofErr w:type="spellStart"/>
             <w:r>
               <w:rPr>
                 <w:bCs/>
@@ -2852,6 +2824,7 @@
                 <w:bCs/>
                 <w:sz w:val="18"/>
                 <w:szCs w:val="18"/>
+                <w:lang w:val="en-US"/>
               </w:rPr>
               <w:t>.</w:t>
             </w:r>
@@ -2869,6 +2842,7 @@
                 <w:bCs/>
                 <w:sz w:val="18"/>
                 <w:szCs w:val="18"/>
+                <w:lang w:val="en-US"/>
               </w:rPr>
               <w:t>_</w:t>
             </w:r>
@@ -2886,6 +2860,17 @@
                 <w:bCs/>
                 <w:sz w:val="18"/>
                 <w:szCs w:val="18"/>
+                <w:lang w:val="en-US"/>
+              </w:rPr>
+              <w:t>_iof</w:t>
+            </w:r>
+            <w:proofErr w:type="spellEnd"/>
+            <w:r>
+              <w:rPr>
+                <w:bCs/>
+                <w:sz w:val="18"/>
+                <w:szCs w:val="18"/>
+                <w:lang w:val="en-US"/>
               </w:rPr>
               <w:t>]</w:t>
             </w:r>
@@ -2893,7 +2878,13 @@
         </w:tc>
       </w:tr>
     </w:tbl>
-    <w:p/>
+    <w:p>
+      <w:pPr>
+        <w:rPr>
+          <w:lang w:val="en-US"/>
+        </w:rPr>
+      </w:pPr>
+    </w:p>
     <w:sectPr>
       <w:pgSz w:w="11906" w:h="16838"/>
       <w:pgMar w:top="709" w:right="850" w:bottom="1134" w:left="1701" w:header="708" w:footer="708" w:gutter="0"/>
